--- a/documents/ln/molakhas_ln_3as.docx
+++ b/documents/ln/molakhas_ln_3as.docx
@@ -12168,7 +12168,7 @@
                 <w:bCs/>
                 <w:rtl/>
               </w:rPr>
-              <w:t xml:space="preserve">I.</w:t>
+              <w:t xml:space="preserve">‎I.</w:t>
             </w:r>
             <w:r>
               <w:rPr>
@@ -12488,7 +12488,7 @@
                 <w:bCs/>
                 <w:rtl/>
               </w:rPr>
-              <w:t xml:space="preserve">II.</w:t>
+              <w:t xml:space="preserve">‎II.</w:t>
             </w:r>
             <w:r>
               <w:rPr>
@@ -13233,7 +13233,7 @@
                 <w:bCs/>
                 <w:rtl/>
               </w:rPr>
-              <w:t xml:space="preserve">I.</w:t>
+              <w:t xml:space="preserve">‎I.</w:t>
             </w:r>
           </w:p>
           <w:p>
@@ -13599,7 +13599,7 @@
                 <w:bCs/>
                 <w:rtl/>
               </w:rPr>
-              <w:t xml:space="preserve">II.</w:t>
+              <w:t xml:space="preserve">‎II.</w:t>
             </w:r>
           </w:p>
           <w:p>

--- a/documents/ln/molakhas_ln_3as.docx
+++ b/documents/ln/molakhas_ln_3as.docx
@@ -79,6 +79,7 @@
     <w:p>
       <w:pPr>
         <w:bidi/>
+        <w:spacing w:before="120"/>
       </w:pPr>
     </w:p>
     <w:tbl>

--- a/documents/ln/molakhas_ln_3as.docx
+++ b/documents/ln/molakhas_ln_3as.docx
@@ -10975,6 +10975,9 @@
               <w:t xml:space="preserve"> </w:t>
             </w:r>
             <m:oMath>
+              <m:r>
+                <m:t>​</m:t>
+              </m:r>
               <m:r>
                 <m:t>x</m:t>
               </m:r>
